--- a/2520030529_Practical/Practical-01/OOPS PARTICAL 01.docx
+++ b/2520030529_Practical/Practical-01/OOPS PARTICAL 01.docx
@@ -31,7 +31,14 @@
           <w:b/>
           <w:bCs/>
         </w:rPr>
-        <w:t>WEEK-01 PARTICAL</w:t>
+        <w:t>WEEK-01 PAR</w:t>
+      </w:r>
+      <w:r>
+        <w:rPr>
+          <w:b/>
+          <w:bCs/>
+        </w:rPr>
+        <w:t>CTICAL</w:t>
       </w:r>
     </w:p>
     <w:p/>
@@ -40,13 +47,8 @@
       <w:r>
         <w:t xml:space="preserve">                                                                                                                          </w:t>
       </w:r>
-      <w:proofErr w:type="gramStart"/>
-      <w:r>
-        <w:t>NAME :</w:t>
-      </w:r>
-      <w:proofErr w:type="gramEnd"/>
-      <w:r>
-        <w:t xml:space="preserve"> BANDARU THRINADH</w:t>
+      <w:r>
+        <w:t>NAME : BANDARU THRINADH</w:t>
       </w:r>
     </w:p>
     <w:p>
@@ -54,15 +56,7 @@
         <w:t xml:space="preserve">                                                                                                                          </w:t>
       </w:r>
       <w:r>
-        <w:t xml:space="preserve">ROLL </w:t>
-      </w:r>
-      <w:proofErr w:type="gramStart"/>
-      <w:r>
-        <w:t>NO :</w:t>
-      </w:r>
-      <w:proofErr w:type="gramEnd"/>
-      <w:r>
-        <w:t xml:space="preserve"> 2520030529</w:t>
+        <w:t>ROLL NO : 2520030529</w:t>
       </w:r>
     </w:p>
     <w:p>
@@ -88,79 +82,7 @@
           <w:b/>
           <w:bCs/>
         </w:rPr>
-        <w:t xml:space="preserve">&gt;Develop a C program that uses the system calls </w:t>
-      </w:r>
-      <w:proofErr w:type="gramStart"/>
-      <w:r>
-        <w:rPr>
-          <w:rFonts w:ascii="Times New Roman" w:hAnsi="Times New Roman" w:cs="Times New Roman"/>
-          <w:b/>
-          <w:bCs/>
-        </w:rPr>
-        <w:t>open(</w:t>
-      </w:r>
-      <w:proofErr w:type="gramEnd"/>
-      <w:r>
-        <w:rPr>
-          <w:rFonts w:ascii="Times New Roman" w:hAnsi="Times New Roman" w:cs="Times New Roman"/>
-          <w:b/>
-          <w:bCs/>
-        </w:rPr>
-        <w:t xml:space="preserve">), </w:t>
-      </w:r>
-      <w:proofErr w:type="gramStart"/>
-      <w:r>
-        <w:rPr>
-          <w:rFonts w:ascii="Times New Roman" w:hAnsi="Times New Roman" w:cs="Times New Roman"/>
-          <w:b/>
-          <w:bCs/>
-        </w:rPr>
-        <w:t>read(</w:t>
-      </w:r>
-      <w:proofErr w:type="gramEnd"/>
-      <w:r>
-        <w:rPr>
-          <w:rFonts w:ascii="Times New Roman" w:hAnsi="Times New Roman" w:cs="Times New Roman"/>
-          <w:b/>
-          <w:bCs/>
-        </w:rPr>
-        <w:t xml:space="preserve">), </w:t>
-      </w:r>
-      <w:proofErr w:type="gramStart"/>
-      <w:r>
-        <w:rPr>
-          <w:rFonts w:ascii="Times New Roman" w:hAnsi="Times New Roman" w:cs="Times New Roman"/>
-          <w:b/>
-          <w:bCs/>
-        </w:rPr>
-        <w:t>write(</w:t>
-      </w:r>
-      <w:proofErr w:type="gramEnd"/>
-      <w:r>
-        <w:rPr>
-          <w:rFonts w:ascii="Times New Roman" w:hAnsi="Times New Roman" w:cs="Times New Roman"/>
-          <w:b/>
-          <w:bCs/>
-        </w:rPr>
-        <w:t xml:space="preserve">), and </w:t>
-      </w:r>
-      <w:proofErr w:type="gramStart"/>
-      <w:r>
-        <w:rPr>
-          <w:rFonts w:ascii="Times New Roman" w:hAnsi="Times New Roman" w:cs="Times New Roman"/>
-          <w:b/>
-          <w:bCs/>
-        </w:rPr>
-        <w:t>close(</w:t>
-      </w:r>
-      <w:proofErr w:type="gramEnd"/>
-      <w:r>
-        <w:rPr>
-          <w:rFonts w:ascii="Times New Roman" w:hAnsi="Times New Roman" w:cs="Times New Roman"/>
-          <w:b/>
-          <w:bCs/>
-        </w:rPr>
-        <w:t>) to copy the contents of one file to another. Explain how control transitions between user space and kernel space during execution.</w:t>
+        <w:t>&gt;Develop a C program that uses the system calls open(), read(), write(), and close() to copy the contents of one file to another. Explain how control transitions between user space and kernel space during execution.</w:t>
       </w:r>
     </w:p>
     <w:p>
@@ -186,163 +108,79 @@
         <w:rPr>
           <w:rFonts w:ascii="Times New Roman" w:hAnsi="Times New Roman" w:cs="Times New Roman"/>
         </w:rPr>
-        <w:t>#include &lt;</w:t>
-      </w:r>
-      <w:proofErr w:type="spellStart"/>
-      <w:r>
-        <w:rPr>
-          <w:rFonts w:ascii="Times New Roman" w:hAnsi="Times New Roman" w:cs="Times New Roman"/>
-        </w:rPr>
-        <w:t>stdio.h</w:t>
-      </w:r>
-      <w:proofErr w:type="spellEnd"/>
-      <w:r>
-        <w:rPr>
-          <w:rFonts w:ascii="Times New Roman" w:hAnsi="Times New Roman" w:cs="Times New Roman"/>
-        </w:rPr>
-        <w:t>&gt;</w:t>
-      </w:r>
-    </w:p>
-    <w:p>
-      <w:pPr>
-        <w:rPr>
-          <w:rFonts w:ascii="Times New Roman" w:hAnsi="Times New Roman" w:cs="Times New Roman"/>
-        </w:rPr>
-      </w:pPr>
-      <w:r>
-        <w:rPr>
-          <w:rFonts w:ascii="Times New Roman" w:hAnsi="Times New Roman" w:cs="Times New Roman"/>
-        </w:rPr>
-        <w:t>#include &lt;</w:t>
-      </w:r>
-      <w:proofErr w:type="spellStart"/>
-      <w:r>
-        <w:rPr>
-          <w:rFonts w:ascii="Times New Roman" w:hAnsi="Times New Roman" w:cs="Times New Roman"/>
-        </w:rPr>
-        <w:t>stdlib.h</w:t>
-      </w:r>
-      <w:proofErr w:type="spellEnd"/>
-      <w:r>
-        <w:rPr>
-          <w:rFonts w:ascii="Times New Roman" w:hAnsi="Times New Roman" w:cs="Times New Roman"/>
-        </w:rPr>
-        <w:t>&gt;</w:t>
-      </w:r>
-    </w:p>
-    <w:p>
-      <w:pPr>
-        <w:rPr>
-          <w:rFonts w:ascii="Times New Roman" w:hAnsi="Times New Roman" w:cs="Times New Roman"/>
-        </w:rPr>
-      </w:pPr>
-      <w:r>
-        <w:rPr>
-          <w:rFonts w:ascii="Times New Roman" w:hAnsi="Times New Roman" w:cs="Times New Roman"/>
-        </w:rPr>
-        <w:t>#include &lt;</w:t>
-      </w:r>
-      <w:proofErr w:type="spellStart"/>
-      <w:r>
-        <w:rPr>
-          <w:rFonts w:ascii="Times New Roman" w:hAnsi="Times New Roman" w:cs="Times New Roman"/>
-        </w:rPr>
-        <w:t>unistd.h</w:t>
-      </w:r>
-      <w:proofErr w:type="spellEnd"/>
-      <w:r>
-        <w:rPr>
-          <w:rFonts w:ascii="Times New Roman" w:hAnsi="Times New Roman" w:cs="Times New Roman"/>
-        </w:rPr>
-        <w:t>&gt;</w:t>
-      </w:r>
-    </w:p>
-    <w:p>
-      <w:pPr>
-        <w:rPr>
-          <w:rFonts w:ascii="Times New Roman" w:hAnsi="Times New Roman" w:cs="Times New Roman"/>
-        </w:rPr>
-      </w:pPr>
-      <w:r>
-        <w:rPr>
-          <w:rFonts w:ascii="Times New Roman" w:hAnsi="Times New Roman" w:cs="Times New Roman"/>
-        </w:rPr>
-        <w:t>#include &lt;sys/</w:t>
-      </w:r>
-      <w:proofErr w:type="spellStart"/>
-      <w:r>
-        <w:rPr>
-          <w:rFonts w:ascii="Times New Roman" w:hAnsi="Times New Roman" w:cs="Times New Roman"/>
-        </w:rPr>
-        <w:t>types.h</w:t>
-      </w:r>
-      <w:proofErr w:type="spellEnd"/>
-      <w:r>
-        <w:rPr>
-          <w:rFonts w:ascii="Times New Roman" w:hAnsi="Times New Roman" w:cs="Times New Roman"/>
-        </w:rPr>
-        <w:t>&gt;</w:t>
-      </w:r>
-    </w:p>
-    <w:p>
-      <w:pPr>
-        <w:rPr>
-          <w:rFonts w:ascii="Times New Roman" w:hAnsi="Times New Roman" w:cs="Times New Roman"/>
-        </w:rPr>
-      </w:pPr>
-      <w:r>
-        <w:rPr>
-          <w:rFonts w:ascii="Times New Roman" w:hAnsi="Times New Roman" w:cs="Times New Roman"/>
-        </w:rPr>
-        <w:t>#include &lt;sys/</w:t>
-      </w:r>
-      <w:proofErr w:type="spellStart"/>
-      <w:r>
-        <w:rPr>
-          <w:rFonts w:ascii="Times New Roman" w:hAnsi="Times New Roman" w:cs="Times New Roman"/>
-        </w:rPr>
-        <w:t>wait.h</w:t>
-      </w:r>
-      <w:proofErr w:type="spellEnd"/>
-      <w:r>
-        <w:rPr>
-          <w:rFonts w:ascii="Times New Roman" w:hAnsi="Times New Roman" w:cs="Times New Roman"/>
-        </w:rPr>
-        <w:t>&gt;</w:t>
-      </w:r>
-    </w:p>
-    <w:p>
-      <w:pPr>
-        <w:rPr>
-          <w:rFonts w:ascii="Times New Roman" w:hAnsi="Times New Roman" w:cs="Times New Roman"/>
-        </w:rPr>
-      </w:pPr>
-    </w:p>
-    <w:p>
-      <w:pPr>
-        <w:rPr>
-          <w:rFonts w:ascii="Times New Roman" w:hAnsi="Times New Roman" w:cs="Times New Roman"/>
-        </w:rPr>
-      </w:pPr>
-      <w:r>
-        <w:rPr>
-          <w:rFonts w:ascii="Times New Roman" w:hAnsi="Times New Roman" w:cs="Times New Roman"/>
-        </w:rPr>
-        <w:t xml:space="preserve">int </w:t>
-      </w:r>
-      <w:proofErr w:type="gramStart"/>
-      <w:r>
-        <w:rPr>
-          <w:rFonts w:ascii="Times New Roman" w:hAnsi="Times New Roman" w:cs="Times New Roman"/>
-        </w:rPr>
-        <w:t>main(</w:t>
-      </w:r>
-      <w:proofErr w:type="gramEnd"/>
-      <w:r>
-        <w:rPr>
-          <w:rFonts w:ascii="Times New Roman" w:hAnsi="Times New Roman" w:cs="Times New Roman"/>
-        </w:rPr>
-        <w:t>)</w:t>
+        <w:t>#include &lt;stdio.h&gt;</w:t>
+      </w:r>
+    </w:p>
+    <w:p>
+      <w:pPr>
+        <w:rPr>
+          <w:rFonts w:ascii="Times New Roman" w:hAnsi="Times New Roman" w:cs="Times New Roman"/>
+        </w:rPr>
+      </w:pPr>
+      <w:r>
+        <w:rPr>
+          <w:rFonts w:ascii="Times New Roman" w:hAnsi="Times New Roman" w:cs="Times New Roman"/>
+        </w:rPr>
+        <w:t>#include &lt;stdlib.h&gt;</w:t>
+      </w:r>
+    </w:p>
+    <w:p>
+      <w:pPr>
+        <w:rPr>
+          <w:rFonts w:ascii="Times New Roman" w:hAnsi="Times New Roman" w:cs="Times New Roman"/>
+        </w:rPr>
+      </w:pPr>
+      <w:r>
+        <w:rPr>
+          <w:rFonts w:ascii="Times New Roman" w:hAnsi="Times New Roman" w:cs="Times New Roman"/>
+        </w:rPr>
+        <w:t>#include &lt;unistd.h&gt;</w:t>
+      </w:r>
+    </w:p>
+    <w:p>
+      <w:pPr>
+        <w:rPr>
+          <w:rFonts w:ascii="Times New Roman" w:hAnsi="Times New Roman" w:cs="Times New Roman"/>
+        </w:rPr>
+      </w:pPr>
+      <w:r>
+        <w:rPr>
+          <w:rFonts w:ascii="Times New Roman" w:hAnsi="Times New Roman" w:cs="Times New Roman"/>
+        </w:rPr>
+        <w:t>#include &lt;sys/types.h&gt;</w:t>
+      </w:r>
+    </w:p>
+    <w:p>
+      <w:pPr>
+        <w:rPr>
+          <w:rFonts w:ascii="Times New Roman" w:hAnsi="Times New Roman" w:cs="Times New Roman"/>
+        </w:rPr>
+      </w:pPr>
+      <w:r>
+        <w:rPr>
+          <w:rFonts w:ascii="Times New Roman" w:hAnsi="Times New Roman" w:cs="Times New Roman"/>
+        </w:rPr>
+        <w:t>#include &lt;sys/wait.h&gt;</w:t>
+      </w:r>
+    </w:p>
+    <w:p>
+      <w:pPr>
+        <w:rPr>
+          <w:rFonts w:ascii="Times New Roman" w:hAnsi="Times New Roman" w:cs="Times New Roman"/>
+        </w:rPr>
+      </w:pPr>
+    </w:p>
+    <w:p>
+      <w:pPr>
+        <w:rPr>
+          <w:rFonts w:ascii="Times New Roman" w:hAnsi="Times New Roman" w:cs="Times New Roman"/>
+        </w:rPr>
+      </w:pPr>
+      <w:r>
+        <w:rPr>
+          <w:rFonts w:ascii="Times New Roman" w:hAnsi="Times New Roman" w:cs="Times New Roman"/>
+        </w:rPr>
+        <w:t>int main()</w:t>
       </w:r>
     </w:p>
     <w:p>
@@ -368,194 +206,80 @@
         <w:rPr>
           <w:rFonts w:ascii="Times New Roman" w:hAnsi="Times New Roman" w:cs="Times New Roman"/>
         </w:rPr>
-        <w:t xml:space="preserve">    char </w:t>
-      </w:r>
-      <w:proofErr w:type="gramStart"/>
-      <w:r>
-        <w:rPr>
-          <w:rFonts w:ascii="Times New Roman" w:hAnsi="Times New Roman" w:cs="Times New Roman"/>
-        </w:rPr>
-        <w:t>command[</w:t>
-      </w:r>
-      <w:proofErr w:type="gramEnd"/>
-      <w:r>
-        <w:rPr>
-          <w:rFonts w:ascii="Times New Roman" w:hAnsi="Times New Roman" w:cs="Times New Roman"/>
-        </w:rPr>
-        <w:t>100];</w:t>
-      </w:r>
-    </w:p>
-    <w:p>
-      <w:pPr>
-        <w:rPr>
-          <w:rFonts w:ascii="Times New Roman" w:hAnsi="Times New Roman" w:cs="Times New Roman"/>
-        </w:rPr>
-      </w:pPr>
-    </w:p>
-    <w:p>
-      <w:pPr>
-        <w:rPr>
-          <w:rFonts w:ascii="Times New Roman" w:hAnsi="Times New Roman" w:cs="Times New Roman"/>
-        </w:rPr>
-      </w:pPr>
-      <w:r>
-        <w:rPr>
-          <w:rFonts w:ascii="Times New Roman" w:hAnsi="Times New Roman" w:cs="Times New Roman"/>
-        </w:rPr>
-        <w:t xml:space="preserve">    </w:t>
-      </w:r>
-      <w:proofErr w:type="spellStart"/>
-      <w:proofErr w:type="gramStart"/>
-      <w:r>
-        <w:rPr>
-          <w:rFonts w:ascii="Times New Roman" w:hAnsi="Times New Roman" w:cs="Times New Roman"/>
-        </w:rPr>
-        <w:t>printf</w:t>
-      </w:r>
-      <w:proofErr w:type="spellEnd"/>
-      <w:r>
-        <w:rPr>
-          <w:rFonts w:ascii="Times New Roman" w:hAnsi="Times New Roman" w:cs="Times New Roman"/>
-        </w:rPr>
-        <w:t>(</w:t>
-      </w:r>
-      <w:proofErr w:type="gramEnd"/>
-      <w:r>
-        <w:rPr>
-          <w:rFonts w:ascii="Times New Roman" w:hAnsi="Times New Roman" w:cs="Times New Roman"/>
-        </w:rPr>
-        <w:t>"Enter a Linux command: ");</w:t>
-      </w:r>
-    </w:p>
-    <w:p>
-      <w:pPr>
-        <w:rPr>
-          <w:rFonts w:ascii="Times New Roman" w:hAnsi="Times New Roman" w:cs="Times New Roman"/>
-        </w:rPr>
-      </w:pPr>
-      <w:r>
-        <w:rPr>
-          <w:rFonts w:ascii="Times New Roman" w:hAnsi="Times New Roman" w:cs="Times New Roman"/>
-        </w:rPr>
-        <w:t xml:space="preserve">    </w:t>
-      </w:r>
-      <w:proofErr w:type="spellStart"/>
-      <w:proofErr w:type="gramStart"/>
-      <w:r>
-        <w:rPr>
-          <w:rFonts w:ascii="Times New Roman" w:hAnsi="Times New Roman" w:cs="Times New Roman"/>
-        </w:rPr>
-        <w:t>scanf</w:t>
-      </w:r>
-      <w:proofErr w:type="spellEnd"/>
-      <w:r>
-        <w:rPr>
-          <w:rFonts w:ascii="Times New Roman" w:hAnsi="Times New Roman" w:cs="Times New Roman"/>
-        </w:rPr>
-        <w:t>(</w:t>
-      </w:r>
-      <w:proofErr w:type="gramEnd"/>
-      <w:r>
-        <w:rPr>
-          <w:rFonts w:ascii="Times New Roman" w:hAnsi="Times New Roman" w:cs="Times New Roman"/>
-        </w:rPr>
-        <w:t>"%s", command);</w:t>
-      </w:r>
-    </w:p>
-    <w:p>
-      <w:pPr>
-        <w:rPr>
-          <w:rFonts w:ascii="Times New Roman" w:hAnsi="Times New Roman" w:cs="Times New Roman"/>
-        </w:rPr>
-      </w:pPr>
-    </w:p>
-    <w:p>
-      <w:pPr>
-        <w:rPr>
-          <w:rFonts w:ascii="Times New Roman" w:hAnsi="Times New Roman" w:cs="Times New Roman"/>
-        </w:rPr>
-      </w:pPr>
-      <w:r>
-        <w:rPr>
-          <w:rFonts w:ascii="Times New Roman" w:hAnsi="Times New Roman" w:cs="Times New Roman"/>
-        </w:rPr>
-        <w:t xml:space="preserve">    </w:t>
-      </w:r>
-      <w:proofErr w:type="spellStart"/>
-      <w:r>
-        <w:rPr>
-          <w:rFonts w:ascii="Times New Roman" w:hAnsi="Times New Roman" w:cs="Times New Roman"/>
-        </w:rPr>
-        <w:t>pid_t</w:t>
-      </w:r>
-      <w:proofErr w:type="spellEnd"/>
-      <w:r>
-        <w:rPr>
-          <w:rFonts w:ascii="Times New Roman" w:hAnsi="Times New Roman" w:cs="Times New Roman"/>
-        </w:rPr>
-        <w:t xml:space="preserve"> </w:t>
-      </w:r>
-      <w:proofErr w:type="spellStart"/>
-      <w:r>
-        <w:rPr>
-          <w:rFonts w:ascii="Times New Roman" w:hAnsi="Times New Roman" w:cs="Times New Roman"/>
-        </w:rPr>
-        <w:t>pid</w:t>
-      </w:r>
-      <w:proofErr w:type="spellEnd"/>
-      <w:r>
-        <w:rPr>
-          <w:rFonts w:ascii="Times New Roman" w:hAnsi="Times New Roman" w:cs="Times New Roman"/>
-        </w:rPr>
-        <w:t xml:space="preserve"> = </w:t>
-      </w:r>
-      <w:proofErr w:type="gramStart"/>
-      <w:r>
-        <w:rPr>
-          <w:rFonts w:ascii="Times New Roman" w:hAnsi="Times New Roman" w:cs="Times New Roman"/>
-        </w:rPr>
-        <w:t>fork(</w:t>
-      </w:r>
-      <w:proofErr w:type="gramEnd"/>
-      <w:r>
-        <w:rPr>
-          <w:rFonts w:ascii="Times New Roman" w:hAnsi="Times New Roman" w:cs="Times New Roman"/>
-        </w:rPr>
-        <w:t>);</w:t>
-      </w:r>
-    </w:p>
-    <w:p>
-      <w:pPr>
-        <w:rPr>
-          <w:rFonts w:ascii="Times New Roman" w:hAnsi="Times New Roman" w:cs="Times New Roman"/>
-        </w:rPr>
-      </w:pPr>
-    </w:p>
-    <w:p>
-      <w:pPr>
-        <w:rPr>
-          <w:rFonts w:ascii="Times New Roman" w:hAnsi="Times New Roman" w:cs="Times New Roman"/>
-        </w:rPr>
-      </w:pPr>
-      <w:r>
-        <w:rPr>
-          <w:rFonts w:ascii="Times New Roman" w:hAnsi="Times New Roman" w:cs="Times New Roman"/>
-        </w:rPr>
-        <w:t xml:space="preserve">    if (</w:t>
-      </w:r>
-      <w:proofErr w:type="spellStart"/>
-      <w:r>
-        <w:rPr>
-          <w:rFonts w:ascii="Times New Roman" w:hAnsi="Times New Roman" w:cs="Times New Roman"/>
-        </w:rPr>
-        <w:t>pid</w:t>
-      </w:r>
-      <w:proofErr w:type="spellEnd"/>
-      <w:r>
-        <w:rPr>
-          <w:rFonts w:ascii="Times New Roman" w:hAnsi="Times New Roman" w:cs="Times New Roman"/>
-        </w:rPr>
-        <w:t xml:space="preserve"> &lt; 0)</w:t>
+        <w:t xml:space="preserve">    char command[100];</w:t>
+      </w:r>
+    </w:p>
+    <w:p>
+      <w:pPr>
+        <w:rPr>
+          <w:rFonts w:ascii="Times New Roman" w:hAnsi="Times New Roman" w:cs="Times New Roman"/>
+        </w:rPr>
+      </w:pPr>
+    </w:p>
+    <w:p>
+      <w:pPr>
+        <w:rPr>
+          <w:rFonts w:ascii="Times New Roman" w:hAnsi="Times New Roman" w:cs="Times New Roman"/>
+        </w:rPr>
+      </w:pPr>
+      <w:r>
+        <w:rPr>
+          <w:rFonts w:ascii="Times New Roman" w:hAnsi="Times New Roman" w:cs="Times New Roman"/>
+        </w:rPr>
+        <w:t xml:space="preserve">    printf("Enter a Linux command: ");</w:t>
+      </w:r>
+    </w:p>
+    <w:p>
+      <w:pPr>
+        <w:rPr>
+          <w:rFonts w:ascii="Times New Roman" w:hAnsi="Times New Roman" w:cs="Times New Roman"/>
+        </w:rPr>
+      </w:pPr>
+      <w:r>
+        <w:rPr>
+          <w:rFonts w:ascii="Times New Roman" w:hAnsi="Times New Roman" w:cs="Times New Roman"/>
+        </w:rPr>
+        <w:t xml:space="preserve">    scanf("%s", command);</w:t>
+      </w:r>
+    </w:p>
+    <w:p>
+      <w:pPr>
+        <w:rPr>
+          <w:rFonts w:ascii="Times New Roman" w:hAnsi="Times New Roman" w:cs="Times New Roman"/>
+        </w:rPr>
+      </w:pPr>
+    </w:p>
+    <w:p>
+      <w:pPr>
+        <w:rPr>
+          <w:rFonts w:ascii="Times New Roman" w:hAnsi="Times New Roman" w:cs="Times New Roman"/>
+        </w:rPr>
+      </w:pPr>
+      <w:r>
+        <w:rPr>
+          <w:rFonts w:ascii="Times New Roman" w:hAnsi="Times New Roman" w:cs="Times New Roman"/>
+        </w:rPr>
+        <w:t xml:space="preserve">    pid_t pid = fork();</w:t>
+      </w:r>
+    </w:p>
+    <w:p>
+      <w:pPr>
+        <w:rPr>
+          <w:rFonts w:ascii="Times New Roman" w:hAnsi="Times New Roman" w:cs="Times New Roman"/>
+        </w:rPr>
+      </w:pPr>
+    </w:p>
+    <w:p>
+      <w:pPr>
+        <w:rPr>
+          <w:rFonts w:ascii="Times New Roman" w:hAnsi="Times New Roman" w:cs="Times New Roman"/>
+        </w:rPr>
+      </w:pPr>
+      <w:r>
+        <w:rPr>
+          <w:rFonts w:ascii="Times New Roman" w:hAnsi="Times New Roman" w:cs="Times New Roman"/>
+        </w:rPr>
+        <w:t xml:space="preserve">    if (pid &lt; 0)</w:t>
       </w:r>
     </w:p>
     <w:p>
@@ -582,29 +306,7 @@
         <w:rPr>
           <w:rFonts w:ascii="Times New Roman" w:hAnsi="Times New Roman" w:cs="Times New Roman"/>
         </w:rPr>
-        <w:t xml:space="preserve">        </w:t>
-      </w:r>
-      <w:proofErr w:type="spellStart"/>
-      <w:proofErr w:type="gramStart"/>
-      <w:r>
-        <w:rPr>
-          <w:rFonts w:ascii="Times New Roman" w:hAnsi="Times New Roman" w:cs="Times New Roman"/>
-        </w:rPr>
-        <w:t>perror</w:t>
-      </w:r>
-      <w:proofErr w:type="spellEnd"/>
-      <w:r>
-        <w:rPr>
-          <w:rFonts w:ascii="Times New Roman" w:hAnsi="Times New Roman" w:cs="Times New Roman"/>
-        </w:rPr>
-        <w:t>(</w:t>
-      </w:r>
-      <w:proofErr w:type="gramEnd"/>
-      <w:r>
-        <w:rPr>
-          <w:rFonts w:ascii="Times New Roman" w:hAnsi="Times New Roman" w:cs="Times New Roman"/>
-        </w:rPr>
-        <w:t>"fork failed");</w:t>
+        <w:t xml:space="preserve">        perror("fork failed");</w:t>
       </w:r>
     </w:p>
     <w:p>
@@ -650,21 +352,7 @@
         <w:rPr>
           <w:rFonts w:ascii="Times New Roman" w:hAnsi="Times New Roman" w:cs="Times New Roman"/>
         </w:rPr>
-        <w:t xml:space="preserve">    if (</w:t>
-      </w:r>
-      <w:proofErr w:type="spellStart"/>
-      <w:r>
-        <w:rPr>
-          <w:rFonts w:ascii="Times New Roman" w:hAnsi="Times New Roman" w:cs="Times New Roman"/>
-        </w:rPr>
-        <w:t>pid</w:t>
-      </w:r>
-      <w:proofErr w:type="spellEnd"/>
-      <w:r>
-        <w:rPr>
-          <w:rFonts w:ascii="Times New Roman" w:hAnsi="Times New Roman" w:cs="Times New Roman"/>
-        </w:rPr>
-        <w:t xml:space="preserve"> == 0)</w:t>
+        <w:t xml:space="preserve">    if (pid == 0)</w:t>
       </w:r>
     </w:p>
     <w:p>
@@ -703,199 +391,53 @@
         <w:rPr>
           <w:rFonts w:ascii="Times New Roman" w:hAnsi="Times New Roman" w:cs="Times New Roman"/>
         </w:rPr>
-        <w:t xml:space="preserve">        </w:t>
-      </w:r>
-      <w:proofErr w:type="spellStart"/>
-      <w:proofErr w:type="gramStart"/>
-      <w:r>
-        <w:rPr>
-          <w:rFonts w:ascii="Times New Roman" w:hAnsi="Times New Roman" w:cs="Times New Roman"/>
-        </w:rPr>
-        <w:t>printf</w:t>
-      </w:r>
-      <w:proofErr w:type="spellEnd"/>
-      <w:r>
-        <w:rPr>
-          <w:rFonts w:ascii="Times New Roman" w:hAnsi="Times New Roman" w:cs="Times New Roman"/>
-        </w:rPr>
-        <w:t>(</w:t>
-      </w:r>
-      <w:proofErr w:type="gramEnd"/>
-      <w:r>
-        <w:rPr>
-          <w:rFonts w:ascii="Times New Roman" w:hAnsi="Times New Roman" w:cs="Times New Roman"/>
-        </w:rPr>
-        <w:t>"\</w:t>
-      </w:r>
-      <w:proofErr w:type="spellStart"/>
-      <w:r>
-        <w:rPr>
-          <w:rFonts w:ascii="Times New Roman" w:hAnsi="Times New Roman" w:cs="Times New Roman"/>
-        </w:rPr>
-        <w:t>nChild</w:t>
-      </w:r>
-      <w:proofErr w:type="spellEnd"/>
-      <w:r>
-        <w:rPr>
-          <w:rFonts w:ascii="Times New Roman" w:hAnsi="Times New Roman" w:cs="Times New Roman"/>
-        </w:rPr>
-        <w:t xml:space="preserve"> Process\n");</w:t>
-      </w:r>
-    </w:p>
-    <w:p>
-      <w:pPr>
-        <w:rPr>
-          <w:rFonts w:ascii="Times New Roman" w:hAnsi="Times New Roman" w:cs="Times New Roman"/>
-        </w:rPr>
-      </w:pPr>
-      <w:r>
-        <w:rPr>
-          <w:rFonts w:ascii="Times New Roman" w:hAnsi="Times New Roman" w:cs="Times New Roman"/>
-        </w:rPr>
-        <w:t xml:space="preserve">        </w:t>
-      </w:r>
-      <w:proofErr w:type="spellStart"/>
-      <w:proofErr w:type="gramStart"/>
-      <w:r>
-        <w:rPr>
-          <w:rFonts w:ascii="Times New Roman" w:hAnsi="Times New Roman" w:cs="Times New Roman"/>
-        </w:rPr>
-        <w:t>printf</w:t>
-      </w:r>
-      <w:proofErr w:type="spellEnd"/>
-      <w:r>
-        <w:rPr>
-          <w:rFonts w:ascii="Times New Roman" w:hAnsi="Times New Roman" w:cs="Times New Roman"/>
-        </w:rPr>
-        <w:t>(</w:t>
-      </w:r>
-      <w:proofErr w:type="gramEnd"/>
-      <w:r>
-        <w:rPr>
-          <w:rFonts w:ascii="Times New Roman" w:hAnsi="Times New Roman" w:cs="Times New Roman"/>
-        </w:rPr>
-        <w:t xml:space="preserve">"Child PID: %d\n", </w:t>
-      </w:r>
-      <w:proofErr w:type="spellStart"/>
-      <w:proofErr w:type="gramStart"/>
-      <w:r>
-        <w:rPr>
-          <w:rFonts w:ascii="Times New Roman" w:hAnsi="Times New Roman" w:cs="Times New Roman"/>
-        </w:rPr>
-        <w:t>getpid</w:t>
-      </w:r>
-      <w:proofErr w:type="spellEnd"/>
-      <w:r>
-        <w:rPr>
-          <w:rFonts w:ascii="Times New Roman" w:hAnsi="Times New Roman" w:cs="Times New Roman"/>
-        </w:rPr>
-        <w:t>(</w:t>
-      </w:r>
-      <w:proofErr w:type="gramEnd"/>
-      <w:r>
-        <w:rPr>
-          <w:rFonts w:ascii="Times New Roman" w:hAnsi="Times New Roman" w:cs="Times New Roman"/>
-        </w:rPr>
-        <w:t>));</w:t>
-      </w:r>
-    </w:p>
-    <w:p>
-      <w:pPr>
-        <w:rPr>
-          <w:rFonts w:ascii="Times New Roman" w:hAnsi="Times New Roman" w:cs="Times New Roman"/>
-        </w:rPr>
-      </w:pPr>
-      <w:r>
-        <w:rPr>
-          <w:rFonts w:ascii="Times New Roman" w:hAnsi="Times New Roman" w:cs="Times New Roman"/>
-        </w:rPr>
-        <w:t xml:space="preserve">        </w:t>
-      </w:r>
-      <w:proofErr w:type="spellStart"/>
-      <w:proofErr w:type="gramStart"/>
-      <w:r>
-        <w:rPr>
-          <w:rFonts w:ascii="Times New Roman" w:hAnsi="Times New Roman" w:cs="Times New Roman"/>
-        </w:rPr>
-        <w:t>printf</w:t>
-      </w:r>
-      <w:proofErr w:type="spellEnd"/>
-      <w:r>
-        <w:rPr>
-          <w:rFonts w:ascii="Times New Roman" w:hAnsi="Times New Roman" w:cs="Times New Roman"/>
-        </w:rPr>
-        <w:t>(</w:t>
-      </w:r>
-      <w:proofErr w:type="gramEnd"/>
-      <w:r>
-        <w:rPr>
-          <w:rFonts w:ascii="Times New Roman" w:hAnsi="Times New Roman" w:cs="Times New Roman"/>
-        </w:rPr>
-        <w:t xml:space="preserve">"Parent PID: %d\n", </w:t>
-      </w:r>
-      <w:proofErr w:type="spellStart"/>
-      <w:proofErr w:type="gramStart"/>
-      <w:r>
-        <w:rPr>
-          <w:rFonts w:ascii="Times New Roman" w:hAnsi="Times New Roman" w:cs="Times New Roman"/>
-        </w:rPr>
-        <w:t>getppid</w:t>
-      </w:r>
-      <w:proofErr w:type="spellEnd"/>
-      <w:r>
-        <w:rPr>
-          <w:rFonts w:ascii="Times New Roman" w:hAnsi="Times New Roman" w:cs="Times New Roman"/>
-        </w:rPr>
-        <w:t>(</w:t>
-      </w:r>
-      <w:proofErr w:type="gramEnd"/>
-      <w:r>
-        <w:rPr>
-          <w:rFonts w:ascii="Times New Roman" w:hAnsi="Times New Roman" w:cs="Times New Roman"/>
-        </w:rPr>
-        <w:t>));</w:t>
-      </w:r>
-    </w:p>
-    <w:p>
-      <w:pPr>
-        <w:rPr>
-          <w:rFonts w:ascii="Times New Roman" w:hAnsi="Times New Roman" w:cs="Times New Roman"/>
-        </w:rPr>
-      </w:pPr>
-    </w:p>
-    <w:p>
-      <w:pPr>
-        <w:rPr>
-          <w:rFonts w:ascii="Times New Roman" w:hAnsi="Times New Roman" w:cs="Times New Roman"/>
-        </w:rPr>
-      </w:pPr>
-      <w:r>
-        <w:rPr>
-          <w:rFonts w:ascii="Times New Roman" w:hAnsi="Times New Roman" w:cs="Times New Roman"/>
-        </w:rPr>
-        <w:t xml:space="preserve">        </w:t>
-      </w:r>
-      <w:proofErr w:type="spellStart"/>
-      <w:proofErr w:type="gramStart"/>
-      <w:r>
-        <w:rPr>
-          <w:rFonts w:ascii="Times New Roman" w:hAnsi="Times New Roman" w:cs="Times New Roman"/>
-        </w:rPr>
-        <w:t>execlp</w:t>
-      </w:r>
-      <w:proofErr w:type="spellEnd"/>
-      <w:r>
-        <w:rPr>
-          <w:rFonts w:ascii="Times New Roman" w:hAnsi="Times New Roman" w:cs="Times New Roman"/>
-        </w:rPr>
-        <w:t>(</w:t>
-      </w:r>
-      <w:proofErr w:type="gramEnd"/>
-      <w:r>
-        <w:rPr>
-          <w:rFonts w:ascii="Times New Roman" w:hAnsi="Times New Roman" w:cs="Times New Roman"/>
-        </w:rPr>
-        <w:t>command, command, NULL)</w:t>
+        <w:t xml:space="preserve">        printf("\nChild Process\n");</w:t>
+      </w:r>
+    </w:p>
+    <w:p>
+      <w:pPr>
+        <w:rPr>
+          <w:rFonts w:ascii="Times New Roman" w:hAnsi="Times New Roman" w:cs="Times New Roman"/>
+        </w:rPr>
+      </w:pPr>
+      <w:r>
+        <w:rPr>
+          <w:rFonts w:ascii="Times New Roman" w:hAnsi="Times New Roman" w:cs="Times New Roman"/>
+        </w:rPr>
+        <w:t xml:space="preserve">        printf("Child PID: %d\n", getpid());</w:t>
+      </w:r>
+    </w:p>
+    <w:p>
+      <w:pPr>
+        <w:rPr>
+          <w:rFonts w:ascii="Times New Roman" w:hAnsi="Times New Roman" w:cs="Times New Roman"/>
+        </w:rPr>
+      </w:pPr>
+      <w:r>
+        <w:rPr>
+          <w:rFonts w:ascii="Times New Roman" w:hAnsi="Times New Roman" w:cs="Times New Roman"/>
+        </w:rPr>
+        <w:t xml:space="preserve">        printf("Parent PID: %d\n", getppid());</w:t>
+      </w:r>
+    </w:p>
+    <w:p>
+      <w:pPr>
+        <w:rPr>
+          <w:rFonts w:ascii="Times New Roman" w:hAnsi="Times New Roman" w:cs="Times New Roman"/>
+        </w:rPr>
+      </w:pPr>
+    </w:p>
+    <w:p>
+      <w:pPr>
+        <w:rPr>
+          <w:rFonts w:ascii="Times New Roman" w:hAnsi="Times New Roman" w:cs="Times New Roman"/>
+        </w:rPr>
+      </w:pPr>
+      <w:r>
+        <w:rPr>
+          <w:rFonts w:ascii="Times New Roman" w:hAnsi="Times New Roman" w:cs="Times New Roman"/>
+        </w:rPr>
+        <w:t xml:space="preserve">        execlp(command, command, NULL)</w:t>
       </w:r>
       <w:r>
         <w:rPr>
@@ -921,56 +463,20 @@
         <w:rPr>
           <w:rFonts w:ascii="Times New Roman" w:hAnsi="Times New Roman" w:cs="Times New Roman"/>
         </w:rPr>
-        <w:t xml:space="preserve">        </w:t>
-      </w:r>
-      <w:proofErr w:type="spellStart"/>
-      <w:proofErr w:type="gramStart"/>
-      <w:r>
-        <w:rPr>
-          <w:rFonts w:ascii="Times New Roman" w:hAnsi="Times New Roman" w:cs="Times New Roman"/>
-        </w:rPr>
-        <w:t>perror</w:t>
-      </w:r>
-      <w:proofErr w:type="spellEnd"/>
-      <w:r>
-        <w:rPr>
-          <w:rFonts w:ascii="Times New Roman" w:hAnsi="Times New Roman" w:cs="Times New Roman"/>
-        </w:rPr>
-        <w:t>(</w:t>
-      </w:r>
-      <w:proofErr w:type="gramEnd"/>
-      <w:r>
-        <w:rPr>
-          <w:rFonts w:ascii="Times New Roman" w:hAnsi="Times New Roman" w:cs="Times New Roman"/>
-        </w:rPr>
-        <w:t>"exec failed");</w:t>
-      </w:r>
-    </w:p>
-    <w:p>
-      <w:pPr>
-        <w:rPr>
-          <w:rFonts w:ascii="Times New Roman" w:hAnsi="Times New Roman" w:cs="Times New Roman"/>
-        </w:rPr>
-      </w:pPr>
-      <w:r>
-        <w:rPr>
-          <w:rFonts w:ascii="Times New Roman" w:hAnsi="Times New Roman" w:cs="Times New Roman"/>
-        </w:rPr>
-        <w:t xml:space="preserve">        </w:t>
-      </w:r>
-      <w:proofErr w:type="gramStart"/>
-      <w:r>
-        <w:rPr>
-          <w:rFonts w:ascii="Times New Roman" w:hAnsi="Times New Roman" w:cs="Times New Roman"/>
-        </w:rPr>
-        <w:t>exit(</w:t>
-      </w:r>
-      <w:proofErr w:type="gramEnd"/>
-      <w:r>
-        <w:rPr>
-          <w:rFonts w:ascii="Times New Roman" w:hAnsi="Times New Roman" w:cs="Times New Roman"/>
-        </w:rPr>
-        <w:t>1);</w:t>
+        <w:t xml:space="preserve">        perror("exec failed");</w:t>
+      </w:r>
+    </w:p>
+    <w:p>
+      <w:pPr>
+        <w:rPr>
+          <w:rFonts w:ascii="Times New Roman" w:hAnsi="Times New Roman" w:cs="Times New Roman"/>
+        </w:rPr>
+      </w:pPr>
+      <w:r>
+        <w:rPr>
+          <w:rFonts w:ascii="Times New Roman" w:hAnsi="Times New Roman" w:cs="Times New Roman"/>
+        </w:rPr>
+        <w:t xml:space="preserve">        exit(1);</w:t>
       </w:r>
     </w:p>
     <w:p>
@@ -1035,239 +541,73 @@
         <w:rPr>
           <w:rFonts w:ascii="Times New Roman" w:hAnsi="Times New Roman" w:cs="Times New Roman"/>
         </w:rPr>
-        <w:t xml:space="preserve">        </w:t>
-      </w:r>
-      <w:proofErr w:type="spellStart"/>
-      <w:proofErr w:type="gramStart"/>
-      <w:r>
-        <w:rPr>
-          <w:rFonts w:ascii="Times New Roman" w:hAnsi="Times New Roman" w:cs="Times New Roman"/>
-        </w:rPr>
-        <w:t>printf</w:t>
-      </w:r>
-      <w:proofErr w:type="spellEnd"/>
-      <w:r>
-        <w:rPr>
-          <w:rFonts w:ascii="Times New Roman" w:hAnsi="Times New Roman" w:cs="Times New Roman"/>
-        </w:rPr>
-        <w:t>(</w:t>
-      </w:r>
-      <w:proofErr w:type="gramEnd"/>
-      <w:r>
-        <w:rPr>
-          <w:rFonts w:ascii="Times New Roman" w:hAnsi="Times New Roman" w:cs="Times New Roman"/>
-        </w:rPr>
-        <w:t>"\</w:t>
-      </w:r>
-      <w:proofErr w:type="spellStart"/>
-      <w:r>
-        <w:rPr>
-          <w:rFonts w:ascii="Times New Roman" w:hAnsi="Times New Roman" w:cs="Times New Roman"/>
-        </w:rPr>
-        <w:t>nParent</w:t>
-      </w:r>
-      <w:proofErr w:type="spellEnd"/>
-      <w:r>
-        <w:rPr>
-          <w:rFonts w:ascii="Times New Roman" w:hAnsi="Times New Roman" w:cs="Times New Roman"/>
-        </w:rPr>
-        <w:t xml:space="preserve"> Process\n");</w:t>
-      </w:r>
-    </w:p>
-    <w:p>
-      <w:pPr>
-        <w:rPr>
-          <w:rFonts w:ascii="Times New Roman" w:hAnsi="Times New Roman" w:cs="Times New Roman"/>
-        </w:rPr>
-      </w:pPr>
-      <w:r>
-        <w:rPr>
-          <w:rFonts w:ascii="Times New Roman" w:hAnsi="Times New Roman" w:cs="Times New Roman"/>
-        </w:rPr>
-        <w:t xml:space="preserve">        </w:t>
-      </w:r>
-      <w:proofErr w:type="spellStart"/>
-      <w:proofErr w:type="gramStart"/>
-      <w:r>
-        <w:rPr>
-          <w:rFonts w:ascii="Times New Roman" w:hAnsi="Times New Roman" w:cs="Times New Roman"/>
-        </w:rPr>
-        <w:t>printf</w:t>
-      </w:r>
-      <w:proofErr w:type="spellEnd"/>
-      <w:r>
-        <w:rPr>
-          <w:rFonts w:ascii="Times New Roman" w:hAnsi="Times New Roman" w:cs="Times New Roman"/>
-        </w:rPr>
-        <w:t>(</w:t>
-      </w:r>
-      <w:proofErr w:type="gramEnd"/>
-      <w:r>
-        <w:rPr>
-          <w:rFonts w:ascii="Times New Roman" w:hAnsi="Times New Roman" w:cs="Times New Roman"/>
-        </w:rPr>
-        <w:t xml:space="preserve">"Parent PID: %d\n", </w:t>
-      </w:r>
-      <w:proofErr w:type="spellStart"/>
-      <w:proofErr w:type="gramStart"/>
-      <w:r>
-        <w:rPr>
-          <w:rFonts w:ascii="Times New Roman" w:hAnsi="Times New Roman" w:cs="Times New Roman"/>
-        </w:rPr>
-        <w:t>getpid</w:t>
-      </w:r>
-      <w:proofErr w:type="spellEnd"/>
-      <w:r>
-        <w:rPr>
-          <w:rFonts w:ascii="Times New Roman" w:hAnsi="Times New Roman" w:cs="Times New Roman"/>
-        </w:rPr>
-        <w:t>(</w:t>
-      </w:r>
-      <w:proofErr w:type="gramEnd"/>
-      <w:r>
-        <w:rPr>
-          <w:rFonts w:ascii="Times New Roman" w:hAnsi="Times New Roman" w:cs="Times New Roman"/>
-        </w:rPr>
-        <w:t>));</w:t>
-      </w:r>
-    </w:p>
-    <w:p>
-      <w:pPr>
-        <w:rPr>
-          <w:rFonts w:ascii="Times New Roman" w:hAnsi="Times New Roman" w:cs="Times New Roman"/>
-        </w:rPr>
-      </w:pPr>
-      <w:r>
-        <w:rPr>
-          <w:rFonts w:ascii="Times New Roman" w:hAnsi="Times New Roman" w:cs="Times New Roman"/>
-        </w:rPr>
-        <w:t xml:space="preserve">        </w:t>
-      </w:r>
-      <w:proofErr w:type="spellStart"/>
-      <w:proofErr w:type="gramStart"/>
-      <w:r>
-        <w:rPr>
-          <w:rFonts w:ascii="Times New Roman" w:hAnsi="Times New Roman" w:cs="Times New Roman"/>
-        </w:rPr>
-        <w:t>printf</w:t>
-      </w:r>
-      <w:proofErr w:type="spellEnd"/>
-      <w:r>
-        <w:rPr>
-          <w:rFonts w:ascii="Times New Roman" w:hAnsi="Times New Roman" w:cs="Times New Roman"/>
-        </w:rPr>
-        <w:t>(</w:t>
-      </w:r>
-      <w:proofErr w:type="gramEnd"/>
-      <w:r>
-        <w:rPr>
-          <w:rFonts w:ascii="Times New Roman" w:hAnsi="Times New Roman" w:cs="Times New Roman"/>
-        </w:rPr>
-        <w:t xml:space="preserve">"Child PID: %d\n", </w:t>
-      </w:r>
-      <w:proofErr w:type="spellStart"/>
-      <w:r>
-        <w:rPr>
-          <w:rFonts w:ascii="Times New Roman" w:hAnsi="Times New Roman" w:cs="Times New Roman"/>
-        </w:rPr>
-        <w:t>pid</w:t>
-      </w:r>
-      <w:proofErr w:type="spellEnd"/>
-      <w:r>
-        <w:rPr>
-          <w:rFonts w:ascii="Times New Roman" w:hAnsi="Times New Roman" w:cs="Times New Roman"/>
-        </w:rPr>
-        <w:t>);</w:t>
-      </w:r>
-    </w:p>
-    <w:p>
-      <w:pPr>
-        <w:rPr>
-          <w:rFonts w:ascii="Times New Roman" w:hAnsi="Times New Roman" w:cs="Times New Roman"/>
-        </w:rPr>
-      </w:pPr>
-    </w:p>
-    <w:p>
-      <w:pPr>
-        <w:rPr>
-          <w:rFonts w:ascii="Times New Roman" w:hAnsi="Times New Roman" w:cs="Times New Roman"/>
-        </w:rPr>
-      </w:pPr>
-      <w:r>
-        <w:rPr>
-          <w:rFonts w:ascii="Times New Roman" w:hAnsi="Times New Roman" w:cs="Times New Roman"/>
-        </w:rPr>
-        <w:t xml:space="preserve">        </w:t>
-      </w:r>
-      <w:proofErr w:type="gramStart"/>
-      <w:r>
-        <w:rPr>
-          <w:rFonts w:ascii="Times New Roman" w:hAnsi="Times New Roman" w:cs="Times New Roman"/>
-        </w:rPr>
-        <w:t>wait(</w:t>
-      </w:r>
-      <w:proofErr w:type="gramEnd"/>
-      <w:r>
-        <w:rPr>
-          <w:rFonts w:ascii="Times New Roman" w:hAnsi="Times New Roman" w:cs="Times New Roman"/>
-        </w:rPr>
-        <w:t>NULL);</w:t>
-      </w:r>
-    </w:p>
-    <w:p>
-      <w:pPr>
-        <w:rPr>
-          <w:rFonts w:ascii="Times New Roman" w:hAnsi="Times New Roman" w:cs="Times New Roman"/>
-        </w:rPr>
-      </w:pPr>
-    </w:p>
-    <w:p>
-      <w:pPr>
-        <w:rPr>
-          <w:rFonts w:ascii="Times New Roman" w:hAnsi="Times New Roman" w:cs="Times New Roman"/>
-        </w:rPr>
-      </w:pPr>
-      <w:r>
-        <w:rPr>
-          <w:rFonts w:ascii="Times New Roman" w:hAnsi="Times New Roman" w:cs="Times New Roman"/>
-        </w:rPr>
-        <w:t xml:space="preserve">        </w:t>
-      </w:r>
-      <w:proofErr w:type="spellStart"/>
-      <w:proofErr w:type="gramStart"/>
-      <w:r>
-        <w:rPr>
-          <w:rFonts w:ascii="Times New Roman" w:hAnsi="Times New Roman" w:cs="Times New Roman"/>
-        </w:rPr>
-        <w:t>printf</w:t>
-      </w:r>
-      <w:proofErr w:type="spellEnd"/>
-      <w:r>
-        <w:rPr>
-          <w:rFonts w:ascii="Times New Roman" w:hAnsi="Times New Roman" w:cs="Times New Roman"/>
-        </w:rPr>
-        <w:t>(</w:t>
-      </w:r>
-      <w:proofErr w:type="gramEnd"/>
-      <w:r>
-        <w:rPr>
-          <w:rFonts w:ascii="Times New Roman" w:hAnsi="Times New Roman" w:cs="Times New Roman"/>
-        </w:rPr>
-        <w:t>"\</w:t>
-      </w:r>
-      <w:proofErr w:type="spellStart"/>
-      <w:r>
-        <w:rPr>
-          <w:rFonts w:ascii="Times New Roman" w:hAnsi="Times New Roman" w:cs="Times New Roman"/>
-        </w:rPr>
-        <w:t>nChild</w:t>
-      </w:r>
-      <w:proofErr w:type="spellEnd"/>
-      <w:r>
-        <w:rPr>
-          <w:rFonts w:ascii="Times New Roman" w:hAnsi="Times New Roman" w:cs="Times New Roman"/>
-        </w:rPr>
-        <w:t xml:space="preserve"> process completed.\n");</w:t>
+        <w:t xml:space="preserve">        printf("\nParent Process\n");</w:t>
+      </w:r>
+    </w:p>
+    <w:p>
+      <w:pPr>
+        <w:rPr>
+          <w:rFonts w:ascii="Times New Roman" w:hAnsi="Times New Roman" w:cs="Times New Roman"/>
+        </w:rPr>
+      </w:pPr>
+      <w:r>
+        <w:rPr>
+          <w:rFonts w:ascii="Times New Roman" w:hAnsi="Times New Roman" w:cs="Times New Roman"/>
+        </w:rPr>
+        <w:t xml:space="preserve">        printf("Parent PID: %d\n", getpid());</w:t>
+      </w:r>
+    </w:p>
+    <w:p>
+      <w:pPr>
+        <w:rPr>
+          <w:rFonts w:ascii="Times New Roman" w:hAnsi="Times New Roman" w:cs="Times New Roman"/>
+        </w:rPr>
+      </w:pPr>
+      <w:r>
+        <w:rPr>
+          <w:rFonts w:ascii="Times New Roman" w:hAnsi="Times New Roman" w:cs="Times New Roman"/>
+        </w:rPr>
+        <w:t xml:space="preserve">        printf("Child PID: %d\n", pid);</w:t>
+      </w:r>
+    </w:p>
+    <w:p>
+      <w:pPr>
+        <w:rPr>
+          <w:rFonts w:ascii="Times New Roman" w:hAnsi="Times New Roman" w:cs="Times New Roman"/>
+        </w:rPr>
+      </w:pPr>
+    </w:p>
+    <w:p>
+      <w:pPr>
+        <w:rPr>
+          <w:rFonts w:ascii="Times New Roman" w:hAnsi="Times New Roman" w:cs="Times New Roman"/>
+        </w:rPr>
+      </w:pPr>
+      <w:r>
+        <w:rPr>
+          <w:rFonts w:ascii="Times New Roman" w:hAnsi="Times New Roman" w:cs="Times New Roman"/>
+        </w:rPr>
+        <w:t xml:space="preserve">        wait(NULL);</w:t>
+      </w:r>
+    </w:p>
+    <w:p>
+      <w:pPr>
+        <w:rPr>
+          <w:rFonts w:ascii="Times New Roman" w:hAnsi="Times New Roman" w:cs="Times New Roman"/>
+        </w:rPr>
+      </w:pPr>
+    </w:p>
+    <w:p>
+      <w:pPr>
+        <w:rPr>
+          <w:rFonts w:ascii="Times New Roman" w:hAnsi="Times New Roman" w:cs="Times New Roman"/>
+        </w:rPr>
+      </w:pPr>
+      <w:r>
+        <w:rPr>
+          <w:rFonts w:ascii="Times New Roman" w:hAnsi="Times New Roman" w:cs="Times New Roman"/>
+        </w:rPr>
+        <w:t xml:space="preserve">        printf("\nChild process completed.\n");</w:t>
       </w:r>
     </w:p>
     <w:p>
@@ -1535,101 +875,27 @@
           <w:b/>
           <w:bCs/>
         </w:rPr>
-        <w:t>&gt;Using Linux terminal commands (</w:t>
-      </w:r>
-      <w:proofErr w:type="spellStart"/>
-      <w:r>
-        <w:rPr>
-          <w:rFonts w:ascii="Times New Roman" w:hAnsi="Times New Roman" w:cs="Times New Roman"/>
-          <w:b/>
-          <w:bCs/>
+        <w:t>&gt;Using Linux terminal commands (uname, lscpu, lsblk, ps, top), investigate the relationship between hardware resources and operating system services. Prepare a report explaining how the OS abstracts CPU, memory, storage, and I/O devices.</w:t>
+      </w:r>
+    </w:p>
+    <w:p>
+      <w:pPr>
+        <w:rPr>
+          <w:rFonts w:ascii="Times New Roman" w:hAnsi="Times New Roman" w:cs="Times New Roman"/>
+        </w:rPr>
+      </w:pPr>
+      <w:r>
+        <w:rPr>
+          <w:rFonts w:ascii="Times New Roman" w:hAnsi="Times New Roman" w:cs="Times New Roman"/>
+        </w:rPr>
+        <w:t>-</w:t>
+      </w:r>
+      <w:r>
+        <w:rPr>
+          <w:rFonts w:ascii="Times New Roman" w:hAnsi="Times New Roman" w:cs="Times New Roman"/>
         </w:rPr>
         <w:t>uname</w:t>
       </w:r>
-      <w:proofErr w:type="spellEnd"/>
-      <w:r>
-        <w:rPr>
-          <w:rFonts w:ascii="Times New Roman" w:hAnsi="Times New Roman" w:cs="Times New Roman"/>
-          <w:b/>
-          <w:bCs/>
-        </w:rPr>
-        <w:t xml:space="preserve">, </w:t>
-      </w:r>
-      <w:proofErr w:type="spellStart"/>
-      <w:r>
-        <w:rPr>
-          <w:rFonts w:ascii="Times New Roman" w:hAnsi="Times New Roman" w:cs="Times New Roman"/>
-          <w:b/>
-          <w:bCs/>
-        </w:rPr>
-        <w:t>lscpu</w:t>
-      </w:r>
-      <w:proofErr w:type="spellEnd"/>
-      <w:r>
-        <w:rPr>
-          <w:rFonts w:ascii="Times New Roman" w:hAnsi="Times New Roman" w:cs="Times New Roman"/>
-          <w:b/>
-          <w:bCs/>
-        </w:rPr>
-        <w:t xml:space="preserve">, </w:t>
-      </w:r>
-      <w:proofErr w:type="spellStart"/>
-      <w:r>
-        <w:rPr>
-          <w:rFonts w:ascii="Times New Roman" w:hAnsi="Times New Roman" w:cs="Times New Roman"/>
-          <w:b/>
-          <w:bCs/>
-        </w:rPr>
-        <w:t>lsblk</w:t>
-      </w:r>
-      <w:proofErr w:type="spellEnd"/>
-      <w:r>
-        <w:rPr>
-          <w:rFonts w:ascii="Times New Roman" w:hAnsi="Times New Roman" w:cs="Times New Roman"/>
-          <w:b/>
-          <w:bCs/>
-        </w:rPr>
-        <w:t xml:space="preserve">, </w:t>
-      </w:r>
-      <w:proofErr w:type="spellStart"/>
-      <w:r>
-        <w:rPr>
-          <w:rFonts w:ascii="Times New Roman" w:hAnsi="Times New Roman" w:cs="Times New Roman"/>
-          <w:b/>
-          <w:bCs/>
-        </w:rPr>
-        <w:t>ps</w:t>
-      </w:r>
-      <w:proofErr w:type="spellEnd"/>
-      <w:r>
-        <w:rPr>
-          <w:rFonts w:ascii="Times New Roman" w:hAnsi="Times New Roman" w:cs="Times New Roman"/>
-          <w:b/>
-          <w:bCs/>
-        </w:rPr>
-        <w:t>, top), investigate the relationship between hardware resources and operating system services. Prepare a report explaining how the OS abstracts CPU, memory, storage, and I/O devices.</w:t>
-      </w:r>
-    </w:p>
-    <w:p>
-      <w:pPr>
-        <w:rPr>
-          <w:rFonts w:ascii="Times New Roman" w:hAnsi="Times New Roman" w:cs="Times New Roman"/>
-        </w:rPr>
-      </w:pPr>
-      <w:r>
-        <w:rPr>
-          <w:rFonts w:ascii="Times New Roman" w:hAnsi="Times New Roman" w:cs="Times New Roman"/>
-        </w:rPr>
-        <w:t>-</w:t>
-      </w:r>
-      <w:proofErr w:type="spellStart"/>
-      <w:r>
-        <w:rPr>
-          <w:rFonts w:ascii="Times New Roman" w:hAnsi="Times New Roman" w:cs="Times New Roman"/>
-        </w:rPr>
-        <w:t>uname</w:t>
-      </w:r>
-      <w:proofErr w:type="spellEnd"/>
     </w:p>
     <w:p>
       <w:pPr>
@@ -1689,16 +955,8 @@
         <w:rPr>
           <w:rFonts w:ascii="Times New Roman" w:hAnsi="Times New Roman" w:cs="Times New Roman"/>
         </w:rPr>
-        <w:t>-</w:t>
-      </w:r>
-      <w:proofErr w:type="spellStart"/>
-      <w:r>
-        <w:rPr>
-          <w:rFonts w:ascii="Times New Roman" w:hAnsi="Times New Roman" w:cs="Times New Roman"/>
-        </w:rPr>
-        <w:t>lscpu</w:t>
-      </w:r>
-      <w:proofErr w:type="spellEnd"/>
+        <w:t>-lscpu</w:t>
+      </w:r>
     </w:p>
     <w:p>
       <w:pPr>
@@ -1758,16 +1016,8 @@
         <w:rPr>
           <w:rFonts w:ascii="Times New Roman" w:hAnsi="Times New Roman" w:cs="Times New Roman"/>
         </w:rPr>
-        <w:t>-</w:t>
-      </w:r>
-      <w:proofErr w:type="spellStart"/>
-      <w:r>
-        <w:rPr>
-          <w:rFonts w:ascii="Times New Roman" w:hAnsi="Times New Roman" w:cs="Times New Roman"/>
-        </w:rPr>
-        <w:t>lsblk</w:t>
-      </w:r>
-      <w:proofErr w:type="spellEnd"/>
+        <w:t>-lsblk</w:t>
+      </w:r>
     </w:p>
     <w:p>
       <w:pPr>
@@ -1827,16 +1077,8 @@
         <w:rPr>
           <w:rFonts w:ascii="Times New Roman" w:hAnsi="Times New Roman" w:cs="Times New Roman"/>
         </w:rPr>
-        <w:t>-</w:t>
-      </w:r>
-      <w:proofErr w:type="spellStart"/>
-      <w:r>
-        <w:rPr>
-          <w:rFonts w:ascii="Times New Roman" w:hAnsi="Times New Roman" w:cs="Times New Roman"/>
-        </w:rPr>
-        <w:t>ps</w:t>
-      </w:r>
-      <w:proofErr w:type="spellEnd"/>
+        <w:t>-ps</w:t>
+      </w:r>
     </w:p>
     <w:p>
       <w:pPr>
